--- a/Sorting algo/practical-6/25DCE014-FDSA_Practical-6.docx
+++ b/Sorting algo/practical-6/25DCE014-FDSA_Practical-6.docx
@@ -527,6 +527,57 @@
           <w:szCs w:val="28"/>
         </w:rPr>
       </w:pPr>
+      <w:r>
+        <w:rPr>
+          <w:rFonts w:hint="default" w:ascii="Times New Roman" w:hAnsi="Times New Roman" w:cs="Times New Roman"/>
+          <w:b/>
+          <w:bCs/>
+          <w:sz w:val="28"/>
+          <w:szCs w:val="28"/>
+        </w:rPr>
+        <w:fldChar w:fldCharType="begin"/>
+      </w:r>
+      <w:r>
+        <w:rPr>
+          <w:rFonts w:hint="default" w:ascii="Times New Roman" w:hAnsi="Times New Roman" w:cs="Times New Roman"/>
+          <w:b/>
+          <w:bCs/>
+          <w:sz w:val="28"/>
+          <w:szCs w:val="28"/>
+        </w:rPr>
+        <w:instrText xml:space="preserve"> HYPERLINK "https://github.com/yakshu205/DSA/tree/main/Sorting%20algo/practical-6" </w:instrText>
+      </w:r>
+      <w:r>
+        <w:rPr>
+          <w:rFonts w:hint="default" w:ascii="Times New Roman" w:hAnsi="Times New Roman" w:cs="Times New Roman"/>
+          <w:b/>
+          <w:bCs/>
+          <w:sz w:val="28"/>
+          <w:szCs w:val="28"/>
+        </w:rPr>
+        <w:fldChar w:fldCharType="separate"/>
+      </w:r>
+      <w:r>
+        <w:rPr>
+          <w:rStyle w:val="19"/>
+          <w:rFonts w:hint="default" w:ascii="Times New Roman" w:hAnsi="Times New Roman" w:cs="Times New Roman"/>
+          <w:b/>
+          <w:bCs/>
+          <w:sz w:val="28"/>
+          <w:szCs w:val="28"/>
+        </w:rPr>
+        <w:t>https://github.com/yakshu205/DSA/tree/main/Sorting%20algo/practical-6</w:t>
+      </w:r>
+      <w:r>
+        <w:rPr>
+          <w:rFonts w:hint="default" w:ascii="Times New Roman" w:hAnsi="Times New Roman" w:cs="Times New Roman"/>
+          <w:b/>
+          <w:bCs/>
+          <w:sz w:val="28"/>
+          <w:szCs w:val="28"/>
+        </w:rPr>
+        <w:fldChar w:fldCharType="end"/>
+      </w:r>
     </w:p>
     <w:p>
       <w:pPr>
@@ -764,6 +815,69 @@
           <w:rFonts w:ascii="Times New Roman" w:hAnsi="Times New Roman" w:cs="Times New Roman"/>
           <w:b/>
           <w:bCs/>
+          <w:sz w:val="24"/>
+          <w:szCs w:val="24"/>
+        </w:rPr>
+      </w:pPr>
+      <w:r>
+        <w:rPr>
+          <w:rFonts w:hint="default" w:ascii="Times New Roman" w:hAnsi="Times New Roman" w:cs="Times New Roman"/>
+          <w:b/>
+          <w:bCs/>
+          <w:sz w:val="24"/>
+          <w:szCs w:val="24"/>
+        </w:rPr>
+        <w:fldChar w:fldCharType="begin"/>
+      </w:r>
+      <w:r>
+        <w:rPr>
+          <w:rFonts w:hint="default" w:ascii="Times New Roman" w:hAnsi="Times New Roman" w:cs="Times New Roman"/>
+          <w:b/>
+          <w:bCs/>
+          <w:sz w:val="24"/>
+          <w:szCs w:val="24"/>
+        </w:rPr>
+        <w:instrText xml:space="preserve"> HYPERLINK "https://github.com/yakshu205/DSA/tree/main/Sorting%20algo/practical-6" </w:instrText>
+      </w:r>
+      <w:r>
+        <w:rPr>
+          <w:rFonts w:hint="default" w:ascii="Times New Roman" w:hAnsi="Times New Roman" w:cs="Times New Roman"/>
+          <w:b/>
+          <w:bCs/>
+          <w:sz w:val="24"/>
+          <w:szCs w:val="24"/>
+        </w:rPr>
+        <w:fldChar w:fldCharType="separate"/>
+      </w:r>
+      <w:r>
+        <w:rPr>
+          <w:rStyle w:val="19"/>
+          <w:rFonts w:hint="default" w:ascii="Times New Roman" w:hAnsi="Times New Roman" w:cs="Times New Roman"/>
+          <w:b/>
+          <w:bCs/>
+          <w:sz w:val="24"/>
+          <w:szCs w:val="24"/>
+        </w:rPr>
+        <w:t>https://github.com/yakshu205/DSA/tree/main/Sorting%20algo/practical-6</w:t>
+      </w:r>
+      <w:r>
+        <w:rPr>
+          <w:rFonts w:hint="default" w:ascii="Times New Roman" w:hAnsi="Times New Roman" w:cs="Times New Roman"/>
+          <w:b/>
+          <w:bCs/>
+          <w:sz w:val="24"/>
+          <w:szCs w:val="24"/>
+        </w:rPr>
+        <w:fldChar w:fldCharType="end"/>
+      </w:r>
+    </w:p>
+    <w:p>
+      <w:pPr>
+        <w:jc w:val="both"/>
+        <w:rPr>
+          <w:rFonts w:ascii="Times New Roman" w:hAnsi="Times New Roman" w:cs="Times New Roman"/>
+          <w:b/>
+          <w:bCs/>
           <w:sz w:val="28"/>
           <w:szCs w:val="28"/>
         </w:rPr>
@@ -855,6 +969,18 @@
           <w:szCs w:val="28"/>
         </w:rPr>
       </w:pPr>
+    </w:p>
+    <w:p>
+      <w:pPr>
+        <w:jc w:val="both"/>
+        <w:rPr>
+          <w:rFonts w:ascii="Times New Roman" w:hAnsi="Times New Roman" w:cs="Times New Roman"/>
+          <w:b/>
+          <w:bCs/>
+          <w:sz w:val="28"/>
+          <w:szCs w:val="28"/>
+        </w:rPr>
+      </w:pPr>
       <w:r>
         <w:rPr>
           <w:rFonts w:ascii="Times New Roman" w:hAnsi="Times New Roman" w:cs="Times New Roman"/>
@@ -986,13 +1112,78 @@
       <w:pPr>
         <w:jc w:val="both"/>
         <w:rPr>
-          <w:rFonts w:ascii="Times New Roman" w:hAnsi="Times New Roman" w:cs="Times New Roman"/>
-          <w:b/>
-          <w:bCs/>
-          <w:sz w:val="28"/>
-          <w:szCs w:val="28"/>
-        </w:rPr>
-      </w:pPr>
+          <w:rFonts w:hint="default" w:ascii="Times New Roman" w:hAnsi="Times New Roman" w:cs="Times New Roman"/>
+          <w:b/>
+          <w:bCs/>
+          <w:sz w:val="28"/>
+          <w:szCs w:val="28"/>
+        </w:rPr>
+      </w:pPr>
+      <w:r>
+        <w:rPr>
+          <w:rFonts w:hint="default" w:ascii="Times New Roman" w:hAnsi="Times New Roman" w:cs="Times New Roman"/>
+          <w:b/>
+          <w:bCs/>
+          <w:sz w:val="28"/>
+          <w:szCs w:val="28"/>
+        </w:rPr>
+        <w:fldChar w:fldCharType="begin"/>
+      </w:r>
+      <w:r>
+        <w:rPr>
+          <w:rFonts w:hint="default" w:ascii="Times New Roman" w:hAnsi="Times New Roman" w:cs="Times New Roman"/>
+          <w:b/>
+          <w:bCs/>
+          <w:sz w:val="28"/>
+          <w:szCs w:val="28"/>
+        </w:rPr>
+        <w:instrText xml:space="preserve"> HYPERLINK "https://github.com/yakshu205/DSA/tree/main/Sorting%20algo/practical-6" </w:instrText>
+      </w:r>
+      <w:r>
+        <w:rPr>
+          <w:rFonts w:hint="default" w:ascii="Times New Roman" w:hAnsi="Times New Roman" w:cs="Times New Roman"/>
+          <w:b/>
+          <w:bCs/>
+          <w:sz w:val="28"/>
+          <w:szCs w:val="28"/>
+        </w:rPr>
+        <w:fldChar w:fldCharType="separate"/>
+      </w:r>
+      <w:r>
+        <w:rPr>
+          <w:rStyle w:val="19"/>
+          <w:rFonts w:hint="default" w:ascii="Times New Roman" w:hAnsi="Times New Roman" w:cs="Times New Roman"/>
+          <w:b/>
+          <w:bCs/>
+          <w:sz w:val="28"/>
+          <w:szCs w:val="28"/>
+        </w:rPr>
+        <w:t>https://github.com/yakshu205/DSA/tree/main/Sorting%20algo/practical-6</w:t>
+      </w:r>
+      <w:r>
+        <w:rPr>
+          <w:rFonts w:hint="default" w:ascii="Times New Roman" w:hAnsi="Times New Roman" w:cs="Times New Roman"/>
+          <w:b/>
+          <w:bCs/>
+          <w:sz w:val="28"/>
+          <w:szCs w:val="28"/>
+        </w:rPr>
+        <w:fldChar w:fldCharType="end"/>
+      </w:r>
+    </w:p>
+    <w:p>
+      <w:pPr>
+        <w:jc w:val="both"/>
+        <w:rPr>
+          <w:rFonts w:hint="default" w:ascii="Times New Roman" w:hAnsi="Times New Roman" w:cs="Times New Roman"/>
+          <w:b/>
+          <w:bCs/>
+          <w:sz w:val="28"/>
+          <w:szCs w:val="28"/>
+        </w:rPr>
+      </w:pPr>
+      <w:bookmarkStart w:id="1" w:name="_GoBack"/>
+      <w:bookmarkEnd w:id="1"/>
     </w:p>
     <w:p>
       <w:pPr>
@@ -1133,8 +1324,6 @@
         </w:rPr>
         <w:t>Key Questions / Analysis / Interpretation to be Evaluated During/After Implementation:</w:t>
       </w:r>
-      <w:bookmarkStart w:id="1" w:name="_GoBack"/>
-      <w:bookmarkEnd w:id="1"/>
     </w:p>
     <w:p>
       <w:pPr>
